--- a/docs/校园中转分发与跑腿服务管理系统-系统设计与实现文档.docx
+++ b/docs/校园中转分发与跑腿服务管理系统-系统设计与实现文档.docx
@@ -359,7 +359,7 @@
         </w:rPr>
         <w:fldChar w:fldCharType="separate"/>
       </w:r>
-      <w:hyperlink w:anchor="_Toc239879986" w:history="1">
+      <w:hyperlink w:anchor="_Toc239880507" w:history="1">
         <w:r>
           <w:rPr>
             <w:rStyle w:val="af"/>
@@ -419,7 +419,7 @@
             <w:noProof/>
             <w:webHidden/>
           </w:rPr>
-          <w:instrText>PAGEREF _Toc239879986 \h</w:instrText>
+          <w:instrText>PAGEREF _Toc239880507 \h</w:instrText>
         </w:r>
         <w:r>
           <w:rPr>
@@ -478,7 +478,7 @@
           <w14:ligatures w14:val="standardContextual"/>
         </w:rPr>
       </w:pPr>
-      <w:hyperlink w:anchor="_Toc239879987" w:history="1">
+      <w:hyperlink w:anchor="_Toc239880508" w:history="1">
         <w:r>
           <w:rPr>
             <w:rStyle w:val="af"/>
@@ -536,7 +536,7 @@
             <w:noProof/>
             <w:webHidden/>
           </w:rPr>
-          <w:instrText>PAGEREF _Toc239879987 \h</w:instrText>
+          <w:instrText>PAGEREF _Toc239880508 \h</w:instrText>
         </w:r>
         <w:r>
           <w:rPr>
@@ -595,7 +595,7 @@
           <w14:ligatures w14:val="standardContextual"/>
         </w:rPr>
       </w:pPr>
-      <w:hyperlink w:anchor="_Toc239879988" w:history="1">
+      <w:hyperlink w:anchor="_Toc239880509" w:history="1">
         <w:r>
           <w:rPr>
             <w:rStyle w:val="af"/>
@@ -653,7 +653,7 @@
             <w:noProof/>
             <w:webHidden/>
           </w:rPr>
-          <w:instrText>PAGEREF _Toc239879988 \h</w:instrText>
+          <w:instrText>PAGEREF _Toc239880509 \h</w:instrText>
         </w:r>
         <w:r>
           <w:rPr>
@@ -712,7 +712,7 @@
           <w14:ligatures w14:val="standardContextual"/>
         </w:rPr>
       </w:pPr>
-      <w:hyperlink w:anchor="_Toc239879989" w:history="1">
+      <w:hyperlink w:anchor="_Toc239880510" w:history="1">
         <w:r>
           <w:rPr>
             <w:rStyle w:val="af"/>
@@ -770,7 +770,7 @@
             <w:noProof/>
             <w:webHidden/>
           </w:rPr>
-          <w:instrText>PAGEREF _Toc239879989 \h</w:instrText>
+          <w:instrText>PAGEREF _Toc239880510 \h</w:instrText>
         </w:r>
         <w:r>
           <w:rPr>
@@ -827,7 +827,7 @@
           <w14:ligatures w14:val="standardContextual"/>
         </w:rPr>
       </w:pPr>
-      <w:hyperlink w:anchor="_Toc239879990" w:history="1">
+      <w:hyperlink w:anchor="_Toc239880511" w:history="1">
         <w:r>
           <w:rPr>
             <w:rStyle w:val="af"/>
@@ -887,7 +887,7 @@
             <w:noProof/>
             <w:webHidden/>
           </w:rPr>
-          <w:instrText>PAGEREF _Toc239879990 \h</w:instrText>
+          <w:instrText>PAGEREF _Toc239880511 \h</w:instrText>
         </w:r>
         <w:r>
           <w:rPr>
@@ -946,7 +946,7 @@
           <w14:ligatures w14:val="standardContextual"/>
         </w:rPr>
       </w:pPr>
-      <w:hyperlink w:anchor="_Toc239879991" w:history="1">
+      <w:hyperlink w:anchor="_Toc239880512" w:history="1">
         <w:r>
           <w:rPr>
             <w:rStyle w:val="af"/>
@@ -1004,7 +1004,7 @@
             <w:noProof/>
             <w:webHidden/>
           </w:rPr>
-          <w:instrText>PAGEREF _Toc239879991 \h</w:instrText>
+          <w:instrText>PAGEREF _Toc239880512 \h</w:instrText>
         </w:r>
         <w:r>
           <w:rPr>
@@ -1063,7 +1063,7 @@
           <w14:ligatures w14:val="standardContextual"/>
         </w:rPr>
       </w:pPr>
-      <w:hyperlink w:anchor="_Toc239879992" w:history="1">
+      <w:hyperlink w:anchor="_Toc239880513" w:history="1">
         <w:r>
           <w:rPr>
             <w:rStyle w:val="af"/>
@@ -1129,7 +1129,7 @@
             <w:noProof/>
             <w:webHidden/>
           </w:rPr>
-          <w:instrText>PAGEREF _Toc239879992 \h</w:instrText>
+          <w:instrText>PAGEREF _Toc239880513 \h</w:instrText>
         </w:r>
         <w:r>
           <w:rPr>
@@ -1188,7 +1188,7 @@
           <w14:ligatures w14:val="standardContextual"/>
         </w:rPr>
       </w:pPr>
-      <w:hyperlink w:anchor="_Toc239879993" w:history="1">
+      <w:hyperlink w:anchor="_Toc239880514" w:history="1">
         <w:r>
           <w:rPr>
             <w:rStyle w:val="af"/>
@@ -1246,7 +1246,7 @@
             <w:noProof/>
             <w:webHidden/>
           </w:rPr>
-          <w:instrText>PAGEREF _Toc239879993 \h</w:instrText>
+          <w:instrText>PAGEREF _Toc239880514 \h</w:instrText>
         </w:r>
         <w:r>
           <w:rPr>
@@ -1305,7 +1305,7 @@
           <w14:ligatures w14:val="standardContextual"/>
         </w:rPr>
       </w:pPr>
-      <w:hyperlink w:anchor="_Toc239879994" w:history="1">
+      <w:hyperlink w:anchor="_Toc239880515" w:history="1">
         <w:r>
           <w:rPr>
             <w:rStyle w:val="af"/>
@@ -1363,7 +1363,7 @@
             <w:noProof/>
             <w:webHidden/>
           </w:rPr>
-          <w:instrText>PAGEREF _Toc239879994 \h</w:instrText>
+          <w:instrText>PAGEREF _Toc239880515 \h</w:instrText>
         </w:r>
         <w:r>
           <w:rPr>
@@ -1420,7 +1420,7 @@
           <w14:ligatures w14:val="standardContextual"/>
         </w:rPr>
       </w:pPr>
-      <w:hyperlink w:anchor="_Toc239879995" w:history="1">
+      <w:hyperlink w:anchor="_Toc239880516" w:history="1">
         <w:r>
           <w:rPr>
             <w:rStyle w:val="af"/>
@@ -1480,7 +1480,7 @@
             <w:noProof/>
             <w:webHidden/>
           </w:rPr>
-          <w:instrText>PAGEREF _Toc239879995 \h</w:instrText>
+          <w:instrText>PAGEREF _Toc239880516 \h</w:instrText>
         </w:r>
         <w:r>
           <w:rPr>
@@ -1539,7 +1539,7 @@
           <w14:ligatures w14:val="standardContextual"/>
         </w:rPr>
       </w:pPr>
-      <w:hyperlink w:anchor="_Toc239879996" w:history="1">
+      <w:hyperlink w:anchor="_Toc239880517" w:history="1">
         <w:r>
           <w:rPr>
             <w:rStyle w:val="af"/>
@@ -1597,7 +1597,7 @@
             <w:noProof/>
             <w:webHidden/>
           </w:rPr>
-          <w:instrText>PAGEREF _Toc239879996 \h</w:instrText>
+          <w:instrText>PAGEREF _Toc239880517 \h</w:instrText>
         </w:r>
         <w:r>
           <w:rPr>
@@ -1657,7 +1657,7 @@
           <w14:ligatures w14:val="standardContextual"/>
         </w:rPr>
       </w:pPr>
-      <w:hyperlink w:anchor="_Toc239879997" w:history="1">
+      <w:hyperlink w:anchor="_Toc239880518" w:history="1">
         <w:r>
           <w:rPr>
             <w:rStyle w:val="af"/>
@@ -1716,7 +1716,7 @@
             <w:noProof/>
             <w:webHidden/>
           </w:rPr>
-          <w:instrText>PAGEREF _Toc239879997 \h</w:instrText>
+          <w:instrText>PAGEREF _Toc239880518 \h</w:instrText>
         </w:r>
         <w:r>
           <w:rPr>
@@ -1776,7 +1776,7 @@
           <w14:ligatures w14:val="standardContextual"/>
         </w:rPr>
       </w:pPr>
-      <w:hyperlink w:anchor="_Toc239879998" w:history="1">
+      <w:hyperlink w:anchor="_Toc239880519" w:history="1">
         <w:r>
           <w:rPr>
             <w:rStyle w:val="af"/>
@@ -1835,7 +1835,7 @@
             <w:noProof/>
             <w:webHidden/>
           </w:rPr>
-          <w:instrText>PAGEREF _Toc239879998 \h</w:instrText>
+          <w:instrText>PAGEREF _Toc239880519 \h</w:instrText>
         </w:r>
         <w:r>
           <w:rPr>
@@ -1894,7 +1894,7 @@
           <w14:ligatures w14:val="standardContextual"/>
         </w:rPr>
       </w:pPr>
-      <w:hyperlink w:anchor="_Toc239879999" w:history="1">
+      <w:hyperlink w:anchor="_Toc239880520" w:history="1">
         <w:r>
           <w:rPr>
             <w:rStyle w:val="af"/>
@@ -1952,7 +1952,7 @@
             <w:noProof/>
             <w:webHidden/>
           </w:rPr>
-          <w:instrText>PAGEREF _Toc239879999 \h</w:instrText>
+          <w:instrText>PAGEREF _Toc239880520 \h</w:instrText>
         </w:r>
         <w:r>
           <w:rPr>
@@ -2012,7 +2012,7 @@
           <w14:ligatures w14:val="standardContextual"/>
         </w:rPr>
       </w:pPr>
-      <w:hyperlink w:anchor="_Toc239880000" w:history="1">
+      <w:hyperlink w:anchor="_Toc239880521" w:history="1">
         <w:r>
           <w:rPr>
             <w:rStyle w:val="af"/>
@@ -2071,7 +2071,7 @@
             <w:noProof/>
             <w:webHidden/>
           </w:rPr>
-          <w:instrText>PAGEREF _Toc239880000 \h</w:instrText>
+          <w:instrText>PAGEREF _Toc239880521 \h</w:instrText>
         </w:r>
         <w:r>
           <w:rPr>
@@ -2131,7 +2131,7 @@
           <w14:ligatures w14:val="standardContextual"/>
         </w:rPr>
       </w:pPr>
-      <w:hyperlink w:anchor="_Toc239880001" w:history="1">
+      <w:hyperlink w:anchor="_Toc239880522" w:history="1">
         <w:r>
           <w:rPr>
             <w:rStyle w:val="af"/>
@@ -2190,7 +2190,7 @@
             <w:noProof/>
             <w:webHidden/>
           </w:rPr>
-          <w:instrText>PAGEREF _Toc239880001 \h</w:instrText>
+          <w:instrText>PAGEREF _Toc239880522 \h</w:instrText>
         </w:r>
         <w:r>
           <w:rPr>
@@ -2249,7 +2249,7 @@
           <w14:ligatures w14:val="standardContextual"/>
         </w:rPr>
       </w:pPr>
-      <w:hyperlink w:anchor="_Toc239880002" w:history="1">
+      <w:hyperlink w:anchor="_Toc239880523" w:history="1">
         <w:r>
           <w:rPr>
             <w:rStyle w:val="af"/>
@@ -2307,7 +2307,7 @@
             <w:noProof/>
             <w:webHidden/>
           </w:rPr>
-          <w:instrText>PAGEREF _Toc239880002 \h</w:instrText>
+          <w:instrText>PAGEREF _Toc239880523 \h</w:instrText>
         </w:r>
         <w:r>
           <w:rPr>
@@ -2367,7 +2367,7 @@
           <w14:ligatures w14:val="standardContextual"/>
         </w:rPr>
       </w:pPr>
-      <w:hyperlink w:anchor="_Toc239880003" w:history="1">
+      <w:hyperlink w:anchor="_Toc239880524" w:history="1">
         <w:r>
           <w:rPr>
             <w:rStyle w:val="af"/>
@@ -2426,7 +2426,7 @@
             <w:noProof/>
             <w:webHidden/>
           </w:rPr>
-          <w:instrText>PAGEREF _Toc239880003 \h</w:instrText>
+          <w:instrText>PAGEREF _Toc239880524 \h</w:instrText>
         </w:r>
         <w:r>
           <w:rPr>
@@ -2486,7 +2486,7 @@
           <w14:ligatures w14:val="standardContextual"/>
         </w:rPr>
       </w:pPr>
-      <w:hyperlink w:anchor="_Toc239880004" w:history="1">
+      <w:hyperlink w:anchor="_Toc239880525" w:history="1">
         <w:r>
           <w:rPr>
             <w:rStyle w:val="af"/>
@@ -2545,7 +2545,7 @@
             <w:noProof/>
             <w:webHidden/>
           </w:rPr>
-          <w:instrText>PAGEREF _Toc239880004 \h</w:instrText>
+          <w:instrText>PAGEREF _Toc239880525 \h</w:instrText>
         </w:r>
         <w:r>
           <w:rPr>
@@ -2604,7 +2604,7 @@
           <w14:ligatures w14:val="standardContextual"/>
         </w:rPr>
       </w:pPr>
-      <w:hyperlink w:anchor="_Toc239880005" w:history="1">
+      <w:hyperlink w:anchor="_Toc239880526" w:history="1">
         <w:r>
           <w:rPr>
             <w:rStyle w:val="af"/>
@@ -2662,7 +2662,7 @@
             <w:noProof/>
             <w:webHidden/>
           </w:rPr>
-          <w:instrText>PAGEREF _Toc239880005 \h</w:instrText>
+          <w:instrText>PAGEREF _Toc239880526 \h</w:instrText>
         </w:r>
         <w:r>
           <w:rPr>
@@ -2722,7 +2722,7 @@
           <w14:ligatures w14:val="standardContextual"/>
         </w:rPr>
       </w:pPr>
-      <w:hyperlink w:anchor="_Toc239880006" w:history="1">
+      <w:hyperlink w:anchor="_Toc239880527" w:history="1">
         <w:r>
           <w:rPr>
             <w:rStyle w:val="af"/>
@@ -2781,7 +2781,7 @@
             <w:noProof/>
             <w:webHidden/>
           </w:rPr>
-          <w:instrText>PAGEREF _Toc239880006 \h</w:instrText>
+          <w:instrText>PAGEREF _Toc239880527 \h</w:instrText>
         </w:r>
         <w:r>
           <w:rPr>
@@ -2841,7 +2841,7 @@
           <w14:ligatures w14:val="standardContextual"/>
         </w:rPr>
       </w:pPr>
-      <w:hyperlink w:anchor="_Toc239880007" w:history="1">
+      <w:hyperlink w:anchor="_Toc239880528" w:history="1">
         <w:r>
           <w:rPr>
             <w:rStyle w:val="af"/>
@@ -2900,7 +2900,7 @@
             <w:noProof/>
             <w:webHidden/>
           </w:rPr>
-          <w:instrText>PAGEREF _Toc239880007 \h</w:instrText>
+          <w:instrText>PAGEREF _Toc239880528 \h</w:instrText>
         </w:r>
         <w:r>
           <w:rPr>
@@ -2959,7 +2959,7 @@
           <w14:ligatures w14:val="standardContextual"/>
         </w:rPr>
       </w:pPr>
-      <w:hyperlink w:anchor="_Toc239880008" w:history="1">
+      <w:hyperlink w:anchor="_Toc239880529" w:history="1">
         <w:r>
           <w:rPr>
             <w:rStyle w:val="af"/>
@@ -3017,7 +3017,7 @@
             <w:noProof/>
             <w:webHidden/>
           </w:rPr>
-          <w:instrText>PAGEREF _Toc239880008 \h</w:instrText>
+          <w:instrText>PAGEREF _Toc239880529 \h</w:instrText>
         </w:r>
         <w:r>
           <w:rPr>
@@ -3077,7 +3077,7 @@
           <w14:ligatures w14:val="standardContextual"/>
         </w:rPr>
       </w:pPr>
-      <w:hyperlink w:anchor="_Toc239880009" w:history="1">
+      <w:hyperlink w:anchor="_Toc239880530" w:history="1">
         <w:r>
           <w:rPr>
             <w:rStyle w:val="af"/>
@@ -3136,7 +3136,7 @@
             <w:noProof/>
             <w:webHidden/>
           </w:rPr>
-          <w:instrText>PAGEREF _Toc239880009 \h</w:instrText>
+          <w:instrText>PAGEREF _Toc239880530 \h</w:instrText>
         </w:r>
         <w:r>
           <w:rPr>
@@ -3196,7 +3196,7 @@
           <w14:ligatures w14:val="standardContextual"/>
         </w:rPr>
       </w:pPr>
-      <w:hyperlink w:anchor="_Toc239880010" w:history="1">
+      <w:hyperlink w:anchor="_Toc239880531" w:history="1">
         <w:r>
           <w:rPr>
             <w:rStyle w:val="af"/>
@@ -3255,7 +3255,7 @@
             <w:noProof/>
             <w:webHidden/>
           </w:rPr>
-          <w:instrText>PAGEREF _Toc239880010 \h</w:instrText>
+          <w:instrText>PAGEREF _Toc239880531 \h</w:instrText>
         </w:r>
         <w:r>
           <w:rPr>
@@ -3314,7 +3314,7 @@
           <w14:ligatures w14:val="standardContextual"/>
         </w:rPr>
       </w:pPr>
-      <w:hyperlink w:anchor="_Toc239880011" w:history="1">
+      <w:hyperlink w:anchor="_Toc239880532" w:history="1">
         <w:r>
           <w:rPr>
             <w:rStyle w:val="af"/>
@@ -3372,7 +3372,7 @@
             <w:noProof/>
             <w:webHidden/>
           </w:rPr>
-          <w:instrText>PAGEREF _Toc239880011 \h</w:instrText>
+          <w:instrText>PAGEREF _Toc239880532 \h</w:instrText>
         </w:r>
         <w:r>
           <w:rPr>
@@ -3432,7 +3432,7 @@
           <w14:ligatures w14:val="standardContextual"/>
         </w:rPr>
       </w:pPr>
-      <w:hyperlink w:anchor="_Toc239880012" w:history="1">
+      <w:hyperlink w:anchor="_Toc239880533" w:history="1">
         <w:r>
           <w:rPr>
             <w:rStyle w:val="af"/>
@@ -3491,7 +3491,7 @@
             <w:noProof/>
             <w:webHidden/>
           </w:rPr>
-          <w:instrText>PAGEREF _Toc239880012 \h</w:instrText>
+          <w:instrText>PAGEREF _Toc239880533 \h</w:instrText>
         </w:r>
         <w:r>
           <w:rPr>
@@ -3551,7 +3551,7 @@
           <w14:ligatures w14:val="standardContextual"/>
         </w:rPr>
       </w:pPr>
-      <w:hyperlink w:anchor="_Toc239880013" w:history="1">
+      <w:hyperlink w:anchor="_Toc239880534" w:history="1">
         <w:r>
           <w:rPr>
             <w:rStyle w:val="af"/>
@@ -3610,7 +3610,7 @@
             <w:noProof/>
             <w:webHidden/>
           </w:rPr>
-          <w:instrText>PAGEREF _Toc239880013 \h</w:instrText>
+          <w:instrText>PAGEREF _Toc239880534 \h</w:instrText>
         </w:r>
         <w:r>
           <w:rPr>
@@ -3669,7 +3669,7 @@
           <w14:ligatures w14:val="standardContextual"/>
         </w:rPr>
       </w:pPr>
-      <w:hyperlink w:anchor="_Toc239880014" w:history="1">
+      <w:hyperlink w:anchor="_Toc239880535" w:history="1">
         <w:r>
           <w:rPr>
             <w:rStyle w:val="af"/>
@@ -3727,7 +3727,7 @@
             <w:noProof/>
             <w:webHidden/>
           </w:rPr>
-          <w:instrText>PAGEREF _Toc239880014 \h</w:instrText>
+          <w:instrText>PAGEREF _Toc239880535 \h</w:instrText>
         </w:r>
         <w:r>
           <w:rPr>
@@ -3787,7 +3787,7 @@
           <w14:ligatures w14:val="standardContextual"/>
         </w:rPr>
       </w:pPr>
-      <w:hyperlink w:anchor="_Toc239880015" w:history="1">
+      <w:hyperlink w:anchor="_Toc239880536" w:history="1">
         <w:r>
           <w:rPr>
             <w:rStyle w:val="af"/>
@@ -3846,7 +3846,7 @@
             <w:noProof/>
             <w:webHidden/>
           </w:rPr>
-          <w:instrText>PAGEREF _Toc239880015 \h</w:instrText>
+          <w:instrText>PAGEREF _Toc239880536 \h</w:instrText>
         </w:r>
         <w:r>
           <w:rPr>
@@ -3906,7 +3906,7 @@
           <w14:ligatures w14:val="standardContextual"/>
         </w:rPr>
       </w:pPr>
-      <w:hyperlink w:anchor="_Toc239880016" w:history="1">
+      <w:hyperlink w:anchor="_Toc239880537" w:history="1">
         <w:r>
           <w:rPr>
             <w:rStyle w:val="af"/>
@@ -3965,7 +3965,7 @@
             <w:noProof/>
             <w:webHidden/>
           </w:rPr>
-          <w:instrText>PAGEREF _Toc239880016 \h</w:instrText>
+          <w:instrText>PAGEREF _Toc239880537 \h</w:instrText>
         </w:r>
         <w:r>
           <w:rPr>
@@ -4022,7 +4022,7 @@
           <w14:ligatures w14:val="standardContextual"/>
         </w:rPr>
       </w:pPr>
-      <w:hyperlink w:anchor="_Toc239880017" w:history="1">
+      <w:hyperlink w:anchor="_Toc239880538" w:history="1">
         <w:r>
           <w:rPr>
             <w:rStyle w:val="af"/>
@@ -4082,7 +4082,7 @@
             <w:noProof/>
             <w:webHidden/>
           </w:rPr>
-          <w:instrText>PAGEREF _Toc239880017 \h</w:instrText>
+          <w:instrText>PAGEREF _Toc239880538 \h</w:instrText>
         </w:r>
         <w:r>
           <w:rPr>
@@ -4141,7 +4141,7 @@
           <w14:ligatures w14:val="standardContextual"/>
         </w:rPr>
       </w:pPr>
-      <w:hyperlink w:anchor="_Toc239880018" w:history="1">
+      <w:hyperlink w:anchor="_Toc239880539" w:history="1">
         <w:r>
           <w:rPr>
             <w:rStyle w:val="af"/>
@@ -4199,7 +4199,7 @@
             <w:noProof/>
             <w:webHidden/>
           </w:rPr>
-          <w:instrText>PAGEREF _Toc239880018 \h</w:instrText>
+          <w:instrText>PAGEREF _Toc239880539 \h</w:instrText>
         </w:r>
         <w:r>
           <w:rPr>
@@ -4258,7 +4258,7 @@
           <w14:ligatures w14:val="standardContextual"/>
         </w:rPr>
       </w:pPr>
-      <w:hyperlink w:anchor="_Toc239880019" w:history="1">
+      <w:hyperlink w:anchor="_Toc239880540" w:history="1">
         <w:r>
           <w:rPr>
             <w:rStyle w:val="af"/>
@@ -4316,7 +4316,7 @@
             <w:noProof/>
             <w:webHidden/>
           </w:rPr>
-          <w:instrText>PAGEREF _Toc239880019 \h</w:instrText>
+          <w:instrText>PAGEREF _Toc239880540 \h</w:instrText>
         </w:r>
         <w:r>
           <w:rPr>
@@ -4375,7 +4375,7 @@
           <w14:ligatures w14:val="standardContextual"/>
         </w:rPr>
       </w:pPr>
-      <w:hyperlink w:anchor="_Toc239880020" w:history="1">
+      <w:hyperlink w:anchor="_Toc239880541" w:history="1">
         <w:r>
           <w:rPr>
             <w:rStyle w:val="af"/>
@@ -4433,7 +4433,7 @@
             <w:noProof/>
             <w:webHidden/>
           </w:rPr>
-          <w:instrText>PAGEREF _Toc239880020 \h</w:instrText>
+          <w:instrText>PAGEREF _Toc239880541 \h</w:instrText>
         </w:r>
         <w:r>
           <w:rPr>
@@ -4492,7 +4492,7 @@
           <w14:ligatures w14:val="standardContextual"/>
         </w:rPr>
       </w:pPr>
-      <w:hyperlink w:anchor="_Toc239880021" w:history="1">
+      <w:hyperlink w:anchor="_Toc239880542" w:history="1">
         <w:r>
           <w:rPr>
             <w:rStyle w:val="af"/>
@@ -4550,7 +4550,7 @@
             <w:noProof/>
             <w:webHidden/>
           </w:rPr>
-          <w:instrText>PAGEREF _Toc239880021 \h</w:instrText>
+          <w:instrText>PAGEREF _Toc239880542 \h</w:instrText>
         </w:r>
         <w:r>
           <w:rPr>
@@ -4609,7 +4609,7 @@
           <w14:ligatures w14:val="standardContextual"/>
         </w:rPr>
       </w:pPr>
-      <w:hyperlink w:anchor="_Toc239880022" w:history="1">
+      <w:hyperlink w:anchor="_Toc239880543" w:history="1">
         <w:r>
           <w:rPr>
             <w:rStyle w:val="af"/>
@@ -4667,7 +4667,7 @@
             <w:noProof/>
             <w:webHidden/>
           </w:rPr>
-          <w:instrText>PAGEREF _Toc239880022 \h</w:instrText>
+          <w:instrText>PAGEREF _Toc239880543 \h</w:instrText>
         </w:r>
         <w:r>
           <w:rPr>
@@ -4724,7 +4724,7 @@
           <w14:ligatures w14:val="standardContextual"/>
         </w:rPr>
       </w:pPr>
-      <w:hyperlink w:anchor="_Toc239880023" w:history="1">
+      <w:hyperlink w:anchor="_Toc239880544" w:history="1">
         <w:r>
           <w:rPr>
             <w:rStyle w:val="af"/>
@@ -4784,7 +4784,7 @@
             <w:noProof/>
             <w:webHidden/>
           </w:rPr>
-          <w:instrText>PAGEREF _Toc239880023 \h</w:instrText>
+          <w:instrText>PAGEREF _Toc239880544 \h</w:instrText>
         </w:r>
         <w:r>
           <w:rPr>
@@ -4843,7 +4843,7 @@
           <w14:ligatures w14:val="standardContextual"/>
         </w:rPr>
       </w:pPr>
-      <w:hyperlink w:anchor="_Toc239880024" w:history="1">
+      <w:hyperlink w:anchor="_Toc239880545" w:history="1">
         <w:r>
           <w:rPr>
             <w:rStyle w:val="af"/>
@@ -4901,7 +4901,7 @@
             <w:noProof/>
             <w:webHidden/>
           </w:rPr>
-          <w:instrText>PAGEREF _Toc239880024 \h</w:instrText>
+          <w:instrText>PAGEREF _Toc239880545 \h</w:instrText>
         </w:r>
         <w:r>
           <w:rPr>
@@ -4960,7 +4960,7 @@
           <w14:ligatures w14:val="standardContextual"/>
         </w:rPr>
       </w:pPr>
-      <w:hyperlink w:anchor="_Toc239880025" w:history="1">
+      <w:hyperlink w:anchor="_Toc239880546" w:history="1">
         <w:r>
           <w:rPr>
             <w:rStyle w:val="af"/>
@@ -5018,7 +5018,7 @@
             <w:noProof/>
             <w:webHidden/>
           </w:rPr>
-          <w:instrText>PAGEREF _Toc239880025 \h</w:instrText>
+          <w:instrText>PAGEREF _Toc239880546 \h</w:instrText>
         </w:r>
         <w:r>
           <w:rPr>
@@ -5077,7 +5077,7 @@
           <w14:ligatures w14:val="standardContextual"/>
         </w:rPr>
       </w:pPr>
-      <w:hyperlink w:anchor="_Toc239880026" w:history="1">
+      <w:hyperlink w:anchor="_Toc239880547" w:history="1">
         <w:r>
           <w:rPr>
             <w:rStyle w:val="af"/>
@@ -5135,7 +5135,7 @@
             <w:noProof/>
             <w:webHidden/>
           </w:rPr>
-          <w:instrText>PAGEREF _Toc239880026 \h</w:instrText>
+          <w:instrText>PAGEREF _Toc239880547 \h</w:instrText>
         </w:r>
         <w:r>
           <w:rPr>
@@ -5194,7 +5194,7 @@
           <w14:ligatures w14:val="standardContextual"/>
         </w:rPr>
       </w:pPr>
-      <w:hyperlink w:anchor="_Toc239880027" w:history="1">
+      <w:hyperlink w:anchor="_Toc239880548" w:history="1">
         <w:r>
           <w:rPr>
             <w:rStyle w:val="af"/>
@@ -5252,7 +5252,7 @@
             <w:noProof/>
             <w:webHidden/>
           </w:rPr>
-          <w:instrText>PAGEREF _Toc239880027 \h</w:instrText>
+          <w:instrText>PAGEREF _Toc239880548 \h</w:instrText>
         </w:r>
         <w:r>
           <w:rPr>
@@ -5309,7 +5309,7 @@
           <w14:ligatures w14:val="standardContextual"/>
         </w:rPr>
       </w:pPr>
-      <w:hyperlink w:anchor="_Toc239880028" w:history="1">
+      <w:hyperlink w:anchor="_Toc239880549" w:history="1">
         <w:r>
           <w:rPr>
             <w:rStyle w:val="af"/>
@@ -5369,7 +5369,7 @@
             <w:noProof/>
             <w:webHidden/>
           </w:rPr>
-          <w:instrText>PAGEREF _Toc239880028 \h</w:instrText>
+          <w:instrText>PAGEREF _Toc239880549 \h</w:instrText>
         </w:r>
         <w:r>
           <w:rPr>
@@ -5429,7 +5429,7 @@
           <w14:ligatures w14:val="standardContextual"/>
         </w:rPr>
       </w:pPr>
-      <w:hyperlink w:anchor="_Toc239880029" w:history="1">
+      <w:hyperlink w:anchor="_Toc239880550" w:history="1">
         <w:r>
           <w:rPr>
             <w:rStyle w:val="af"/>
@@ -5466,22 +5466,6 @@
             <w:rFonts w:ascii="Arial" w:eastAsia="黑体" w:hAnsi="Arial"/>
             <w:noProof/>
           </w:rPr>
-          <w:t>附录</w:t>
-        </w:r>
-        <w:r>
-          <w:rPr>
-            <w:rStyle w:val="af"/>
-            <w:rFonts w:ascii="Arial" w:eastAsia="黑体" w:hAnsi="Arial"/>
-            <w:noProof/>
-          </w:rPr>
-          <w:t xml:space="preserve"> A </w:t>
-        </w:r>
-        <w:r>
-          <w:rPr>
-            <w:rStyle w:val="af"/>
-            <w:rFonts w:ascii="Arial" w:eastAsia="黑体" w:hAnsi="Arial"/>
-            <w:noProof/>
-          </w:rPr>
           <w:t>图表索引</w:t>
         </w:r>
         <w:r>
@@ -5513,7 +5497,7 @@
             <w:noProof/>
             <w:webHidden/>
           </w:rPr>
-          <w:instrText>PAGEREF _Toc239880029 \h</w:instrText>
+          <w:instrText>PAGEREF _Toc239880550 \h</w:instrText>
         </w:r>
         <w:r>
           <w:rPr>
@@ -5543,241 +5527,7 @@
             <w:noProof/>
             <w:webHidden/>
           </w:rPr>
-          <w:t>21</w:t>
-        </w:r>
-        <w:r>
-          <w:rPr>
-            <w:rFonts w:hint="eastAsia"/>
-            <w:noProof/>
-            <w:webHidden/>
-          </w:rPr>
-          <w:fldChar w:fldCharType="end"/>
-        </w:r>
-      </w:hyperlink>
-    </w:p>
-    <w:p>
-      <w:pPr>
-        <w:pStyle w:val="TOC2"/>
-        <w:tabs>
-          <w:tab w:val="left" w:pos="720"/>
-          <w:tab w:val="right" w:leader="dot" w:pos="9347"/>
-        </w:tabs>
-        <w:rPr>
-          <w:rFonts w:asciiTheme="minorHAnsi" w:eastAsiaTheme="minorEastAsia" w:hAnsiTheme="minorHAnsi" w:cstheme="minorBidi" w:hint="eastAsia"/>
-          <w:smallCaps w:val="0"/>
-          <w:noProof/>
-          <w:kern w:val="2"/>
-          <w:sz w:val="22"/>
-          <w:szCs w:val="24"/>
-          <w14:ligatures w14:val="standardContextual"/>
-        </w:rPr>
-      </w:pPr>
-      <w:hyperlink w:anchor="_Toc239880030" w:history="1">
-        <w:r>
-          <w:rPr>
-            <w:rStyle w:val="af"/>
-            <w:rFonts w:eastAsia="黑体"/>
-            <w:noProof/>
-          </w:rPr>
-          <w:t>6.1</w:t>
-        </w:r>
-        <w:r>
-          <w:rPr>
-            <w:rFonts w:asciiTheme="minorHAnsi" w:eastAsiaTheme="minorEastAsia" w:hAnsiTheme="minorHAnsi" w:cstheme="minorBidi" w:hint="eastAsia"/>
-            <w:smallCaps w:val="0"/>
-            <w:noProof/>
-            <w:kern w:val="2"/>
-            <w:sz w:val="22"/>
-            <w:szCs w:val="24"/>
-            <w14:ligatures w14:val="standardContextual"/>
-          </w:rPr>
-          <w:tab/>
-        </w:r>
-        <w:r>
-          <w:rPr>
-            <w:rStyle w:val="af"/>
-            <w:rFonts w:eastAsia="黑体"/>
-            <w:noProof/>
-          </w:rPr>
-          <w:t>图索引</w:t>
-        </w:r>
-        <w:r>
-          <w:rPr>
-            <w:rFonts w:hint="eastAsia"/>
-            <w:noProof/>
-            <w:webHidden/>
-          </w:rPr>
-          <w:tab/>
-        </w:r>
-        <w:r>
-          <w:rPr>
-            <w:rFonts w:hint="eastAsia"/>
-            <w:noProof/>
-            <w:webHidden/>
-          </w:rPr>
-          <w:fldChar w:fldCharType="begin"/>
-        </w:r>
-        <w:r>
-          <w:rPr>
-            <w:rFonts w:hint="eastAsia"/>
-            <w:noProof/>
-            <w:webHidden/>
-          </w:rPr>
-          <w:instrText xml:space="preserve"> </w:instrText>
-        </w:r>
-        <w:r>
-          <w:rPr>
-            <w:noProof/>
-            <w:webHidden/>
-          </w:rPr>
-          <w:instrText>PAGEREF _Toc239880030 \h</w:instrText>
-        </w:r>
-        <w:r>
-          <w:rPr>
-            <w:rFonts w:hint="eastAsia"/>
-            <w:noProof/>
-            <w:webHidden/>
-          </w:rPr>
-          <w:instrText xml:space="preserve"> </w:instrText>
-        </w:r>
-        <w:r>
-          <w:rPr>
-            <w:rFonts w:hint="eastAsia"/>
-            <w:noProof/>
-            <w:webHidden/>
-          </w:rPr>
-        </w:r>
-        <w:r>
-          <w:rPr>
-            <w:rFonts w:hint="eastAsia"/>
-            <w:noProof/>
-            <w:webHidden/>
-          </w:rPr>
-          <w:fldChar w:fldCharType="separate"/>
-        </w:r>
-        <w:r>
-          <w:rPr>
-            <w:noProof/>
-            <w:webHidden/>
-          </w:rPr>
-          <w:t>21</w:t>
-        </w:r>
-        <w:r>
-          <w:rPr>
-            <w:rFonts w:hint="eastAsia"/>
-            <w:noProof/>
-            <w:webHidden/>
-          </w:rPr>
-          <w:fldChar w:fldCharType="end"/>
-        </w:r>
-      </w:hyperlink>
-    </w:p>
-    <w:p>
-      <w:pPr>
-        <w:pStyle w:val="TOC2"/>
-        <w:tabs>
-          <w:tab w:val="left" w:pos="720"/>
-          <w:tab w:val="right" w:leader="dot" w:pos="9347"/>
-        </w:tabs>
-        <w:rPr>
-          <w:rFonts w:asciiTheme="minorHAnsi" w:eastAsiaTheme="minorEastAsia" w:hAnsiTheme="minorHAnsi" w:cstheme="minorBidi" w:hint="eastAsia"/>
-          <w:smallCaps w:val="0"/>
-          <w:noProof/>
-          <w:kern w:val="2"/>
-          <w:sz w:val="22"/>
-          <w:szCs w:val="24"/>
-          <w14:ligatures w14:val="standardContextual"/>
-        </w:rPr>
-      </w:pPr>
-      <w:hyperlink w:anchor="_Toc239880031" w:history="1">
-        <w:r>
-          <w:rPr>
-            <w:rStyle w:val="af"/>
-            <w:rFonts w:eastAsia="黑体"/>
-            <w:noProof/>
-          </w:rPr>
-          <w:t>6.2</w:t>
-        </w:r>
-        <w:r>
-          <w:rPr>
-            <w:rFonts w:asciiTheme="minorHAnsi" w:eastAsiaTheme="minorEastAsia" w:hAnsiTheme="minorHAnsi" w:cstheme="minorBidi" w:hint="eastAsia"/>
-            <w:smallCaps w:val="0"/>
-            <w:noProof/>
-            <w:kern w:val="2"/>
-            <w:sz w:val="22"/>
-            <w:szCs w:val="24"/>
-            <w14:ligatures w14:val="standardContextual"/>
-          </w:rPr>
-          <w:tab/>
-        </w:r>
-        <w:r>
-          <w:rPr>
-            <w:rStyle w:val="af"/>
-            <w:rFonts w:eastAsia="黑体"/>
-            <w:noProof/>
-          </w:rPr>
-          <w:t>表索引</w:t>
-        </w:r>
-        <w:r>
-          <w:rPr>
-            <w:rFonts w:hint="eastAsia"/>
-            <w:noProof/>
-            <w:webHidden/>
-          </w:rPr>
-          <w:tab/>
-        </w:r>
-        <w:r>
-          <w:rPr>
-            <w:rFonts w:hint="eastAsia"/>
-            <w:noProof/>
-            <w:webHidden/>
-          </w:rPr>
-          <w:fldChar w:fldCharType="begin"/>
-        </w:r>
-        <w:r>
-          <w:rPr>
-            <w:rFonts w:hint="eastAsia"/>
-            <w:noProof/>
-            <w:webHidden/>
-          </w:rPr>
-          <w:instrText xml:space="preserve"> </w:instrText>
-        </w:r>
-        <w:r>
-          <w:rPr>
-            <w:noProof/>
-            <w:webHidden/>
-          </w:rPr>
-          <w:instrText>PAGEREF _Toc239880031 \h</w:instrText>
-        </w:r>
-        <w:r>
-          <w:rPr>
-            <w:rFonts w:hint="eastAsia"/>
-            <w:noProof/>
-            <w:webHidden/>
-          </w:rPr>
-          <w:instrText xml:space="preserve"> </w:instrText>
-        </w:r>
-        <w:r>
-          <w:rPr>
-            <w:rFonts w:hint="eastAsia"/>
-            <w:noProof/>
-            <w:webHidden/>
-          </w:rPr>
-        </w:r>
-        <w:r>
-          <w:rPr>
-            <w:rFonts w:hint="eastAsia"/>
-            <w:noProof/>
-            <w:webHidden/>
-          </w:rPr>
-          <w:fldChar w:fldCharType="separate"/>
-        </w:r>
-        <w:r>
-          <w:rPr>
-            <w:noProof/>
-            <w:webHidden/>
-          </w:rPr>
-          <w:t>21</w:t>
+          <w:t>20</w:t>
         </w:r>
         <w:r>
           <w:rPr>
@@ -5815,7 +5565,7 @@
         <w:pStyle w:val="1"/>
         <w:pageBreakBefore w:val="0"/>
       </w:pPr>
-      <w:bookmarkStart w:id="0" w:name="_Toc239879986"/>
+      <w:bookmarkStart w:id="0" w:name="_Toc239880507"/>
       <w:r>
         <w:rPr>
           <w:rFonts w:ascii="Arial" w:eastAsia="黑体" w:hAnsi="Arial"/>
@@ -5842,7 +5592,7 @@
       <w:pPr>
         <w:pStyle w:val="2"/>
       </w:pPr>
-      <w:bookmarkStart w:id="1" w:name="_Toc239879987"/>
+      <w:bookmarkStart w:id="1" w:name="_Toc239880508"/>
       <w:r>
         <w:rPr>
           <w:rFonts w:eastAsia="黑体"/>
@@ -6438,7 +6188,7 @@
       <w:pPr>
         <w:pStyle w:val="2"/>
       </w:pPr>
-      <w:bookmarkStart w:id="2" w:name="_Toc239879988"/>
+      <w:bookmarkStart w:id="2" w:name="_Toc239880509"/>
       <w:r>
         <w:rPr>
           <w:rFonts w:eastAsia="黑体"/>
@@ -7222,7 +6972,7 @@
       <w:pPr>
         <w:pStyle w:val="2"/>
       </w:pPr>
-      <w:bookmarkStart w:id="3" w:name="_Toc239879989"/>
+      <w:bookmarkStart w:id="3" w:name="_Toc239880510"/>
       <w:r>
         <w:rPr>
           <w:rFonts w:eastAsia="黑体"/>
@@ -7278,7 +7028,7 @@
         <w:pStyle w:val="1"/>
         <w:pageBreakBefore w:val="0"/>
       </w:pPr>
-      <w:bookmarkStart w:id="4" w:name="_Toc239879990"/>
+      <w:bookmarkStart w:id="4" w:name="_Toc239880511"/>
       <w:r>
         <w:rPr>
           <w:rFonts w:ascii="Arial" w:eastAsia="黑体" w:hAnsi="Arial"/>
@@ -7291,7 +7041,7 @@
       <w:pPr>
         <w:pStyle w:val="2"/>
       </w:pPr>
-      <w:bookmarkStart w:id="5" w:name="_Toc239879991"/>
+      <w:bookmarkStart w:id="5" w:name="_Toc239880512"/>
       <w:r>
         <w:rPr>
           <w:rFonts w:eastAsia="黑体"/>
@@ -8080,10 +7830,10 @@
           <w:noProof/>
         </w:rPr>
         <w:drawing>
-          <wp:inline distT="0" distB="0" distL="0" distR="0" wp14:anchorId="52BB4556" wp14:editId="755FD99E">
+          <wp:inline distT="0" distB="0" distL="0" distR="0" wp14:anchorId="6C878892" wp14:editId="268F4187">
             <wp:extent cx="5760720" cy="3242398"/>
             <wp:effectExtent l="0" t="0" r="0" b="0"/>
-            <wp:docPr id="1" name="Picture 1"/>
+            <wp:docPr id="1" name="Picture 1" descr="图 2-1 系统门户与访客入口" title="图 2-1 系统门户与访客入口"/>
             <wp:cNvGraphicFramePr>
               <a:graphicFrameLocks xmlns:a="http://schemas.openxmlformats.org/drawingml/2006/main" noChangeAspect="1"/>
             </wp:cNvGraphicFramePr>
@@ -8145,7 +7895,7 @@
       <w:pPr>
         <w:pStyle w:val="2"/>
       </w:pPr>
-      <w:bookmarkStart w:id="6" w:name="_Toc239879992"/>
+      <w:bookmarkStart w:id="6" w:name="_Toc239880513"/>
       <w:r>
         <w:rPr>
           <w:rFonts w:eastAsia="黑体"/>
@@ -8894,7 +8644,7 @@
       <w:pPr>
         <w:pStyle w:val="2"/>
       </w:pPr>
-      <w:bookmarkStart w:id="7" w:name="_Toc239879993"/>
+      <w:bookmarkStart w:id="7" w:name="_Toc239880514"/>
       <w:r>
         <w:rPr>
           <w:rFonts w:eastAsia="黑体"/>
@@ -9936,7 +9686,7 @@
       <w:pPr>
         <w:pStyle w:val="2"/>
       </w:pPr>
-      <w:bookmarkStart w:id="8" w:name="_Toc239879994"/>
+      <w:bookmarkStart w:id="8" w:name="_Toc239880515"/>
       <w:r>
         <w:rPr>
           <w:rFonts w:eastAsia="黑体"/>
@@ -10160,7 +9910,7 @@
         <w:pStyle w:val="1"/>
         <w:pageBreakBefore w:val="0"/>
       </w:pPr>
-      <w:bookmarkStart w:id="9" w:name="_Toc239879995"/>
+      <w:bookmarkStart w:id="9" w:name="_Toc239880516"/>
       <w:r>
         <w:rPr>
           <w:rFonts w:ascii="Arial" w:eastAsia="黑体" w:hAnsi="Arial"/>
@@ -10246,7 +9996,7 @@
       <w:pPr>
         <w:pStyle w:val="2"/>
       </w:pPr>
-      <w:bookmarkStart w:id="10" w:name="_Toc239879996"/>
+      <w:bookmarkStart w:id="10" w:name="_Toc239880517"/>
       <w:r>
         <w:rPr>
           <w:rFonts w:eastAsia="黑体"/>
@@ -10259,7 +10009,7 @@
       <w:pPr>
         <w:pStyle w:val="3"/>
       </w:pPr>
-      <w:bookmarkStart w:id="11" w:name="_Toc239879997"/>
+      <w:bookmarkStart w:id="11" w:name="_Toc239880518"/>
       <w:r>
         <w:rPr>
           <w:rFonts w:ascii="Arial" w:eastAsia="黑体" w:hAnsi="Arial"/>
@@ -10700,7 +10450,7 @@
       <w:pPr>
         <w:pStyle w:val="3"/>
       </w:pPr>
-      <w:bookmarkStart w:id="12" w:name="_Toc239879998"/>
+      <w:bookmarkStart w:id="12" w:name="_Toc239880519"/>
       <w:r>
         <w:rPr>
           <w:rFonts w:ascii="Arial" w:eastAsia="黑体" w:hAnsi="Arial"/>
@@ -10913,7 +10663,7 @@
       <w:pPr>
         <w:pStyle w:val="2"/>
       </w:pPr>
-      <w:bookmarkStart w:id="13" w:name="_Toc239879999"/>
+      <w:bookmarkStart w:id="13" w:name="_Toc239880520"/>
       <w:r>
         <w:rPr>
           <w:rFonts w:eastAsia="黑体"/>
@@ -10926,7 +10676,7 @@
       <w:pPr>
         <w:pStyle w:val="3"/>
       </w:pPr>
-      <w:bookmarkStart w:id="14" w:name="_Toc239880000"/>
+      <w:bookmarkStart w:id="14" w:name="_Toc239880521"/>
       <w:r>
         <w:rPr>
           <w:rFonts w:ascii="Arial" w:eastAsia="黑体" w:hAnsi="Arial"/>
@@ -11599,7 +11349,7 @@
       <w:pPr>
         <w:pStyle w:val="3"/>
       </w:pPr>
-      <w:bookmarkStart w:id="15" w:name="_Toc239880001"/>
+      <w:bookmarkStart w:id="15" w:name="_Toc239880522"/>
       <w:r>
         <w:rPr>
           <w:rFonts w:ascii="Arial" w:eastAsia="黑体" w:hAnsi="Arial"/>
@@ -11691,7 +11441,7 @@
       <w:pPr>
         <w:pStyle w:val="2"/>
       </w:pPr>
-      <w:bookmarkStart w:id="16" w:name="_Toc239880002"/>
+      <w:bookmarkStart w:id="16" w:name="_Toc239880523"/>
       <w:r>
         <w:rPr>
           <w:rFonts w:eastAsia="黑体"/>
@@ -11704,7 +11454,7 @@
       <w:pPr>
         <w:pStyle w:val="3"/>
       </w:pPr>
-      <w:bookmarkStart w:id="17" w:name="_Toc239880003"/>
+      <w:bookmarkStart w:id="17" w:name="_Toc239880524"/>
       <w:r>
         <w:rPr>
           <w:rFonts w:ascii="Arial" w:eastAsia="黑体" w:hAnsi="Arial"/>
@@ -12124,7 +11874,7 @@
       <w:pPr>
         <w:pStyle w:val="3"/>
       </w:pPr>
-      <w:bookmarkStart w:id="18" w:name="_Toc239880004"/>
+      <w:bookmarkStart w:id="18" w:name="_Toc239880525"/>
       <w:r>
         <w:rPr>
           <w:rFonts w:ascii="Arial" w:eastAsia="黑体" w:hAnsi="Arial"/>
@@ -12210,10 +11960,10 @@
           <w:noProof/>
         </w:rPr>
         <w:drawing>
-          <wp:inline distT="0" distB="0" distL="0" distR="0" wp14:anchorId="792C7962" wp14:editId="3A398F86">
+          <wp:inline distT="0" distB="0" distL="0" distR="0" wp14:anchorId="60D18E84" wp14:editId="625539D0">
             <wp:extent cx="5669280" cy="1910227"/>
             <wp:effectExtent l="0" t="0" r="0" b="0"/>
-            <wp:docPr id="2" name="Picture 2"/>
+            <wp:docPr id="2" name="Picture 2" descr="图 3-1 外卖分发任务发布成功页面" title="图 3-1 外卖分发任务发布成功页面"/>
             <wp:cNvGraphicFramePr>
               <a:graphicFrameLocks xmlns:a="http://schemas.openxmlformats.org/drawingml/2006/main" noChangeAspect="1"/>
             </wp:cNvGraphicFramePr>
@@ -12275,7 +12025,7 @@
       <w:pPr>
         <w:pStyle w:val="2"/>
       </w:pPr>
-      <w:bookmarkStart w:id="19" w:name="_Toc239880005"/>
+      <w:bookmarkStart w:id="19" w:name="_Toc239880526"/>
       <w:r>
         <w:rPr>
           <w:rFonts w:eastAsia="黑体"/>
@@ -12288,7 +12038,7 @@
       <w:pPr>
         <w:pStyle w:val="3"/>
       </w:pPr>
-      <w:bookmarkStart w:id="20" w:name="_Toc239880006"/>
+      <w:bookmarkStart w:id="20" w:name="_Toc239880527"/>
       <w:r>
         <w:rPr>
           <w:rFonts w:ascii="Arial" w:eastAsia="黑体" w:hAnsi="Arial"/>
@@ -13014,7 +12764,7 @@
       <w:pPr>
         <w:pStyle w:val="3"/>
       </w:pPr>
-      <w:bookmarkStart w:id="21" w:name="_Toc239880007"/>
+      <w:bookmarkStart w:id="21" w:name="_Toc239880528"/>
       <w:r>
         <w:rPr>
           <w:rFonts w:ascii="Arial" w:eastAsia="黑体" w:hAnsi="Arial"/>
@@ -13064,10 +12814,10 @@
           <w:noProof/>
         </w:rPr>
         <w:drawing>
-          <wp:inline distT="0" distB="0" distL="0" distR="0" wp14:anchorId="4D43E950" wp14:editId="415A6F8A">
+          <wp:inline distT="0" distB="0" distL="0" distR="0" wp14:anchorId="7A97D4EC" wp14:editId="2DD0654F">
             <wp:extent cx="5715000" cy="3482923"/>
             <wp:effectExtent l="0" t="0" r="0" b="0"/>
-            <wp:docPr id="3" name="Picture 3"/>
+            <wp:docPr id="3" name="Picture 3" descr="图 3-2 跑腿员任务大厅与接单入口" title="图 3-2 跑腿员任务大厅与接单入口"/>
             <wp:cNvGraphicFramePr>
               <a:graphicFrameLocks xmlns:a="http://schemas.openxmlformats.org/drawingml/2006/main" noChangeAspect="1"/>
             </wp:cNvGraphicFramePr>
@@ -13129,7 +12879,7 @@
       <w:pPr>
         <w:pStyle w:val="2"/>
       </w:pPr>
-      <w:bookmarkStart w:id="22" w:name="_Toc239880008"/>
+      <w:bookmarkStart w:id="22" w:name="_Toc239880529"/>
       <w:r>
         <w:rPr>
           <w:rFonts w:eastAsia="黑体"/>
@@ -13142,7 +12892,7 @@
       <w:pPr>
         <w:pStyle w:val="3"/>
       </w:pPr>
-      <w:bookmarkStart w:id="23" w:name="_Toc239880009"/>
+      <w:bookmarkStart w:id="23" w:name="_Toc239880530"/>
       <w:r>
         <w:rPr>
           <w:rFonts w:ascii="Arial" w:eastAsia="黑体" w:hAnsi="Arial"/>
@@ -13790,7 +13540,7 @@
       <w:pPr>
         <w:pStyle w:val="3"/>
       </w:pPr>
-      <w:bookmarkStart w:id="24" w:name="_Toc239880010"/>
+      <w:bookmarkStart w:id="24" w:name="_Toc239880531"/>
       <w:r>
         <w:rPr>
           <w:rFonts w:ascii="Arial" w:eastAsia="黑体" w:hAnsi="Arial"/>
@@ -13864,10 +13614,10 @@
           <w:noProof/>
         </w:rPr>
         <w:drawing>
-          <wp:inline distT="0" distB="0" distL="0" distR="0" wp14:anchorId="4575D3EE" wp14:editId="54502049">
+          <wp:inline distT="0" distB="0" distL="0" distR="0" wp14:anchorId="2ECB600B" wp14:editId="4B303F64">
             <wp:extent cx="5760720" cy="3240405"/>
             <wp:effectExtent l="0" t="0" r="0" b="0"/>
-            <wp:docPr id="4" name="Picture 4"/>
+            <wp:docPr id="4" name="Picture 4" descr="图 3-3 管理员退款处理列表" title="图 3-3 管理员退款处理列表"/>
             <wp:cNvGraphicFramePr>
               <a:graphicFrameLocks xmlns:a="http://schemas.openxmlformats.org/drawingml/2006/main" noChangeAspect="1"/>
             </wp:cNvGraphicFramePr>
@@ -13929,7 +13679,7 @@
       <w:pPr>
         <w:pStyle w:val="2"/>
       </w:pPr>
-      <w:bookmarkStart w:id="25" w:name="_Toc239880011"/>
+      <w:bookmarkStart w:id="25" w:name="_Toc239880532"/>
       <w:r>
         <w:rPr>
           <w:rFonts w:eastAsia="黑体"/>
@@ -13942,7 +13692,7 @@
       <w:pPr>
         <w:pStyle w:val="3"/>
       </w:pPr>
-      <w:bookmarkStart w:id="26" w:name="_Toc239880012"/>
+      <w:bookmarkStart w:id="26" w:name="_Toc239880533"/>
       <w:r>
         <w:rPr>
           <w:rFonts w:ascii="Arial" w:eastAsia="黑体" w:hAnsi="Arial"/>
@@ -14562,7 +14312,7 @@
       <w:pPr>
         <w:pStyle w:val="3"/>
       </w:pPr>
-      <w:bookmarkStart w:id="27" w:name="_Toc239880013"/>
+      <w:bookmarkStart w:id="27" w:name="_Toc239880534"/>
       <w:r>
         <w:rPr>
           <w:rFonts w:ascii="Arial" w:eastAsia="黑体" w:hAnsi="Arial"/>
@@ -14630,7 +14380,7 @@
       <w:pPr>
         <w:pStyle w:val="2"/>
       </w:pPr>
-      <w:bookmarkStart w:id="28" w:name="_Toc239880014"/>
+      <w:bookmarkStart w:id="28" w:name="_Toc239880535"/>
       <w:r>
         <w:rPr>
           <w:rFonts w:eastAsia="黑体"/>
@@ -14643,7 +14393,7 @@
       <w:pPr>
         <w:pStyle w:val="3"/>
       </w:pPr>
-      <w:bookmarkStart w:id="29" w:name="_Toc239880015"/>
+      <w:bookmarkStart w:id="29" w:name="_Toc239880536"/>
       <w:r>
         <w:rPr>
           <w:rFonts w:ascii="Arial" w:eastAsia="黑体" w:hAnsi="Arial"/>
@@ -15122,7 +14872,7 @@
       <w:pPr>
         <w:pStyle w:val="3"/>
       </w:pPr>
-      <w:bookmarkStart w:id="30" w:name="_Toc239880016"/>
+      <w:bookmarkStart w:id="30" w:name="_Toc239880537"/>
       <w:r>
         <w:rPr>
           <w:rFonts w:ascii="Arial" w:eastAsia="黑体" w:hAnsi="Arial"/>
@@ -15185,10 +14935,10 @@
           <w:noProof/>
         </w:rPr>
         <w:drawing>
-          <wp:inline distT="0" distB="0" distL="0" distR="0" wp14:anchorId="20F36DA8" wp14:editId="35C29768">
+          <wp:inline distT="0" distB="0" distL="0" distR="0" wp14:anchorId="14FCBE6A" wp14:editId="3F21AF3E">
             <wp:extent cx="5760720" cy="3242398"/>
             <wp:effectExtent l="0" t="0" r="0" b="0"/>
-            <wp:docPr id="5" name="Picture 5"/>
+            <wp:docPr id="5" name="Picture 5" descr="图 3-4 管理员统计面板与报表生成" title="图 3-4 管理员统计面板与报表生成"/>
             <wp:cNvGraphicFramePr>
               <a:graphicFrameLocks xmlns:a="http://schemas.openxmlformats.org/drawingml/2006/main" noChangeAspect="1"/>
             </wp:cNvGraphicFramePr>
@@ -15256,7 +15006,7 @@
         <w:pStyle w:val="1"/>
         <w:pageBreakBefore w:val="0"/>
       </w:pPr>
-      <w:bookmarkStart w:id="31" w:name="_Toc239880017"/>
+      <w:bookmarkStart w:id="31" w:name="_Toc239880538"/>
       <w:r>
         <w:rPr>
           <w:rFonts w:ascii="Arial" w:eastAsia="黑体" w:hAnsi="Arial"/>
@@ -15269,7 +15019,7 @@
       <w:pPr>
         <w:pStyle w:val="2"/>
       </w:pPr>
-      <w:bookmarkStart w:id="32" w:name="_Toc239880018"/>
+      <w:bookmarkStart w:id="32" w:name="_Toc239880539"/>
       <w:r>
         <w:rPr>
           <w:rFonts w:eastAsia="黑体"/>
@@ -15325,10 +15075,10 @@
           <w:noProof/>
         </w:rPr>
         <w:drawing>
-          <wp:inline distT="0" distB="0" distL="0" distR="0" wp14:anchorId="05372E4D" wp14:editId="30F7F852">
+          <wp:inline distT="0" distB="0" distL="0" distR="0" wp14:anchorId="0A4CA2FC" wp14:editId="39155FA2">
             <wp:extent cx="5806440" cy="4214552"/>
             <wp:effectExtent l="0" t="0" r="0" b="0"/>
-            <wp:docPr id="6" name="Picture 6"/>
+            <wp:docPr id="6" name="Picture 6" descr="图 4-1 系统总体 E-R 图" title="图 4-1 系统总体 E-R 图"/>
             <wp:cNvGraphicFramePr>
               <a:graphicFrameLocks xmlns:a="http://schemas.openxmlformats.org/drawingml/2006/main" noChangeAspect="1"/>
             </wp:cNvGraphicFramePr>
@@ -15402,7 +15152,7 @@
       <w:pPr>
         <w:pStyle w:val="2"/>
       </w:pPr>
-      <w:bookmarkStart w:id="33" w:name="_Toc239880019"/>
+      <w:bookmarkStart w:id="33" w:name="_Toc239880540"/>
       <w:r>
         <w:rPr>
           <w:rFonts w:eastAsia="黑体"/>
@@ -15525,10 +15275,10 @@
         </w:rPr>
         <w:lastRenderedPageBreak/>
         <w:drawing>
-          <wp:inline distT="0" distB="0" distL="0" distR="0" wp14:anchorId="33FE2C0B" wp14:editId="38EC7C10">
+          <wp:inline distT="0" distB="0" distL="0" distR="0" wp14:anchorId="0402ABA3" wp14:editId="757F4143">
             <wp:extent cx="5623560" cy="7366179"/>
             <wp:effectExtent l="0" t="0" r="0" b="0"/>
-            <wp:docPr id="7" name="Picture 7"/>
+            <wp:docPr id="7" name="Picture 7" descr="图 4-2 数据库关系图" title="图 4-2 数据库关系图"/>
             <wp:cNvGraphicFramePr>
               <a:graphicFrameLocks xmlns:a="http://schemas.openxmlformats.org/drawingml/2006/main" noChangeAspect="1"/>
             </wp:cNvGraphicFramePr>
@@ -15590,7 +15340,7 @@
       <w:pPr>
         <w:pStyle w:val="2"/>
       </w:pPr>
-      <w:bookmarkStart w:id="34" w:name="_Toc239880020"/>
+      <w:bookmarkStart w:id="34" w:name="_Toc239880541"/>
       <w:r>
         <w:rPr>
           <w:rFonts w:eastAsia="黑体"/>
@@ -16318,7 +16068,7 @@
       <w:pPr>
         <w:pStyle w:val="2"/>
       </w:pPr>
-      <w:bookmarkStart w:id="35" w:name="_Toc239880021"/>
+      <w:bookmarkStart w:id="35" w:name="_Toc239880542"/>
       <w:r>
         <w:rPr>
           <w:rFonts w:eastAsia="黑体"/>
@@ -16523,7 +16273,7 @@
       <w:pPr>
         <w:pStyle w:val="2"/>
       </w:pPr>
-      <w:bookmarkStart w:id="36" w:name="_Toc239880022"/>
+      <w:bookmarkStart w:id="36" w:name="_Toc239880543"/>
       <w:r>
         <w:rPr>
           <w:rFonts w:eastAsia="黑体"/>
@@ -16579,7 +16329,7 @@
         <w:pStyle w:val="1"/>
         <w:pageBreakBefore w:val="0"/>
       </w:pPr>
-      <w:bookmarkStart w:id="37" w:name="_Toc239880023"/>
+      <w:bookmarkStart w:id="37" w:name="_Toc239880544"/>
       <w:r>
         <w:rPr>
           <w:rFonts w:ascii="Arial" w:eastAsia="黑体" w:hAnsi="Arial"/>
@@ -16592,7 +16342,7 @@
       <w:pPr>
         <w:pStyle w:val="2"/>
       </w:pPr>
-      <w:bookmarkStart w:id="38" w:name="_Toc239880024"/>
+      <w:bookmarkStart w:id="38" w:name="_Toc239880545"/>
       <w:r>
         <w:rPr>
           <w:rFonts w:eastAsia="黑体"/>
@@ -17377,10 +17127,10 @@
         </w:rPr>
         <w:lastRenderedPageBreak/>
         <w:drawing>
-          <wp:inline distT="0" distB="0" distL="0" distR="0" wp14:anchorId="63603206" wp14:editId="7C6C0391">
+          <wp:inline distT="0" distB="0" distL="0" distR="0" wp14:anchorId="2DF79842" wp14:editId="0E98EBA1">
             <wp:extent cx="5623560" cy="3167702"/>
             <wp:effectExtent l="0" t="0" r="0" b="0"/>
-            <wp:docPr id="8" name="Picture 8"/>
+            <wp:docPr id="8" name="Picture 8" descr="图 5-1 阶段性自动化门禁执行记录" title="图 5-1 阶段性自动化门禁执行记录"/>
             <wp:cNvGraphicFramePr>
               <a:graphicFrameLocks xmlns:a="http://schemas.openxmlformats.org/drawingml/2006/main" noChangeAspect="1"/>
             </wp:cNvGraphicFramePr>
@@ -17442,7 +17192,7 @@
       <w:pPr>
         <w:pStyle w:val="2"/>
       </w:pPr>
-      <w:bookmarkStart w:id="39" w:name="_Toc239880025"/>
+      <w:bookmarkStart w:id="39" w:name="_Toc239880546"/>
       <w:r>
         <w:rPr>
           <w:rFonts w:eastAsia="黑体"/>
@@ -17579,10 +17329,10 @@
           <w:noProof/>
         </w:rPr>
         <w:drawing>
-          <wp:inline distT="0" distB="0" distL="0" distR="0" wp14:anchorId="56D1C763" wp14:editId="48DB0897">
+          <wp:inline distT="0" distB="0" distL="0" distR="0" wp14:anchorId="1B943630" wp14:editId="1FEF99D8">
             <wp:extent cx="5715000" cy="3214688"/>
             <wp:effectExtent l="0" t="0" r="0" b="0"/>
-            <wp:docPr id="9" name="Picture 9"/>
+            <wp:docPr id="9" name="Picture 9" descr="图 5-2 Oracle 数据库连接状态页面" title="图 5-2 Oracle 数据库连接状态页面"/>
             <wp:cNvGraphicFramePr>
               <a:graphicFrameLocks xmlns:a="http://schemas.openxmlformats.org/drawingml/2006/main" noChangeAspect="1"/>
             </wp:cNvGraphicFramePr>
@@ -17644,7 +17394,7 @@
       <w:pPr>
         <w:pStyle w:val="2"/>
       </w:pPr>
-      <w:bookmarkStart w:id="40" w:name="_Toc239880026"/>
+      <w:bookmarkStart w:id="40" w:name="_Toc239880547"/>
       <w:r>
         <w:rPr>
           <w:rFonts w:eastAsia="黑体"/>
@@ -18180,7 +17930,7 @@
       <w:pPr>
         <w:pStyle w:val="2"/>
       </w:pPr>
-      <w:bookmarkStart w:id="41" w:name="_Toc239880027"/>
+      <w:bookmarkStart w:id="41" w:name="_Toc239880548"/>
       <w:r>
         <w:rPr>
           <w:rFonts w:eastAsia="黑体"/>
@@ -18212,7 +17962,7 @@
         <w:pStyle w:val="1"/>
         <w:pageBreakBefore w:val="0"/>
       </w:pPr>
-      <w:bookmarkStart w:id="42" w:name="_Toc239880028"/>
+      <w:bookmarkStart w:id="42" w:name="_Toc239880549"/>
       <w:r>
         <w:rPr>
           <w:rFonts w:ascii="Arial" w:eastAsia="黑体" w:hAnsi="Arial"/>
@@ -18357,51 +18107,34 @@
       </w:r>
     </w:p>
     <w:p>
-      <w:r>
-        <w:br w:type="page"/>
-      </w:r>
-    </w:p>
-    <w:p>
       <w:pPr>
         <w:pStyle w:val="a"/>
       </w:pPr>
-      <w:bookmarkStart w:id="43" w:name="_Toc239880029"/>
+      <w:bookmarkStart w:id="43" w:name="_Toc239880550"/>
       <w:r>
         <w:rPr>
           <w:rFonts w:ascii="Arial" w:eastAsia="黑体" w:hAnsi="Arial"/>
           <w:color w:val="000000"/>
         </w:rPr>
         <w:lastRenderedPageBreak/>
-        <w:t>附录</w:t>
-      </w:r>
-      <w:r>
-        <w:rPr>
-          <w:rFonts w:ascii="Arial" w:eastAsia="黑体" w:hAnsi="Arial"/>
-          <w:color w:val="000000"/>
-        </w:rPr>
-        <w:t xml:space="preserve"> A </w:t>
-      </w:r>
-      <w:r>
-        <w:rPr>
-          <w:rFonts w:ascii="Arial" w:eastAsia="黑体" w:hAnsi="Arial"/>
-          <w:color w:val="000000"/>
-        </w:rPr>
         <w:t>图表索引</w:t>
       </w:r>
       <w:bookmarkEnd w:id="43"/>
     </w:p>
     <w:p>
       <w:pPr>
-        <w:pStyle w:val="2"/>
-      </w:pPr>
-      <w:bookmarkStart w:id="44" w:name="_Toc239880030"/>
-      <w:r>
-        <w:rPr>
-          <w:rFonts w:eastAsia="黑体"/>
+        <w:keepNext/>
+        <w:spacing w:before="240" w:after="120"/>
+      </w:pPr>
+      <w:r>
+        <w:rPr>
+          <w:rFonts w:ascii="Arial" w:eastAsia="黑体" w:hAnsi="Arial"/>
+          <w:b/>
+          <w:color w:val="000000"/>
+          <w:sz w:val="28"/>
         </w:rPr>
         <w:t>图索引</w:t>
       </w:r>
-      <w:bookmarkEnd w:id="44"/>
     </w:p>
     <w:p>
       <w:pPr>
@@ -18687,16 +18420,18 @@
     </w:p>
     <w:p>
       <w:pPr>
-        <w:pStyle w:val="2"/>
-      </w:pPr>
-      <w:bookmarkStart w:id="45" w:name="_Toc239880031"/>
-      <w:r>
-        <w:rPr>
-          <w:rFonts w:eastAsia="黑体"/>
+        <w:keepNext/>
+        <w:spacing w:before="240" w:after="120"/>
+      </w:pPr>
+      <w:r>
+        <w:rPr>
+          <w:rFonts w:ascii="Arial" w:eastAsia="黑体" w:hAnsi="Arial"/>
+          <w:b/>
+          <w:color w:val="000000"/>
+          <w:sz w:val="28"/>
         </w:rPr>
         <w:t>表索引</w:t>
       </w:r>
-      <w:bookmarkEnd w:id="45"/>
     </w:p>
     <w:p>
       <w:pPr>
